--- a/public/docs/saas-buildout/collective/legal/PARTNER_IP_SUBLICENCE_DEED_v0.1.docx
+++ b/public/docs/saas-buildout/collective/legal/PARTNER_IP_SUBLICENCE_DEED_v0.1.docx
@@ -460,35 +460,20 @@
         <w:pStyle w:val="BodyText"/>
       </w:pPr>
       <w:r>
-        <w:t xml:space="preserve">B. Body Recode has decided to licence Layer 2 (and controlled API access to Layer 1) to a</w:t>
-      </w:r>
-      <w:r>
-        <w:t xml:space="preserve"> </w:t>
-      </w:r>
-      <w:r>
-        <w:rPr>
-          <w:b/>
-          <w:bCs/>
-        </w:rPr>
-        <w:t xml:space="preserve">early partners allied coaches</w:t>
-      </w:r>
-      <w:r>
-        <w:t xml:space="preserve"> </w:t>
-      </w:r>
-      <w:r>
-        <w:t xml:space="preserve">under the</w:t>
-      </w:r>
-      <w:r>
-        <w:t xml:space="preserve"> </w:t>
-      </w:r>
-      <w:r>
-        <w:t xml:space="preserve">“the Collective”</w:t>
-      </w:r>
-      <w:r>
-        <w:t xml:space="preserve"> </w:t>
-      </w:r>
-      <w:r>
-        <w:t xml:space="preserve">programme — a first, proof-of-concept group. Licensee is one of the ten. The founding programme is limited to ten partners and this licence is</w:t>
+        <w:t xml:space="preserve">B. Body Recode has decided to licence Layer 2 (and controlled API access to Layer 1) to allied coaches under</w:t>
+      </w:r>
+      <w:r>
+        <w:t xml:space="preserve"> </w:t>
+      </w:r>
+      <w:r>
+        <w:rPr>
+          <w:b/>
+          <w:bCs/>
+        </w:rPr>
+        <w:t xml:space="preserve">The Body Recode Collective</w:t>
+      </w:r>
+      <w:r>
+        <w:t xml:space="preserve">. This licence is</w:t>
       </w:r>
       <w:r>
         <w:t xml:space="preserve"> </w:t>
@@ -501,7 +486,7 @@
         <w:t xml:space="preserve">non-exclusive</w:t>
       </w:r>
       <w:r>
-        <w:t xml:space="preserve">; Body Recode may licence the Platform to further partners after the founding programme, and Licensee’s participation confers no exclusivity of any kind.</w:t>
+        <w:t xml:space="preserve">; Body Recode may licence the Platform to any number of further partners, and Licensee’s participation confers no exclusivity of any kind.</w:t>
       </w:r>
     </w:p>
     <w:p>

--- a/public/docs/saas-buildout/collective/legal/PARTNER_IP_SUBLICENCE_DEED_v0.1.docx
+++ b/public/docs/saas-buildout/collective/legal/PARTNER_IP_SUBLICENCE_DEED_v0.1.docx
@@ -134,7 +134,7 @@
         <w:t xml:space="preserve"> </w:t>
       </w:r>
       <w:r>
-        <w:t xml:space="preserve">“IP Licence Deed”</w:t>
+        <w:t xml:space="preserve">“Partner IP Sublicence Deed”</w:t>
       </w:r>
       <w:r>
         <w:t xml:space="preserve"> </w:t>
@@ -3224,7 +3224,7 @@
           <w:b/>
           <w:bCs/>
         </w:rPr>
-        <w:t xml:space="preserve">END OF IP LICENCE DEED — v0.1 DRAFT</w:t>
+        <w:t xml:space="preserve">END OF PARTNER IP SUBLICENCE DEED — v0.1 DRAFT</w:t>
       </w:r>
     </w:p>
     <w:p>
